--- a/downloads/teacher/05 Materials/Unit 02/Slides/Slides 02.19 - Results the Reveal and the Investor Report.docx
+++ b/downloads/teacher/05 Materials/Unit 02/Slides/Slides 02.19 - Results the Reveal and the Investor Report.docx
@@ -19,60 +19,51 @@
       <w:r>
         <w:t xml:space="preserve">Lesson 2.19, two days. Day 1: slides 1 to 14. Day 2: slides 15 to 22. The market is frozen at window 40. The leaderboard shows merchant numbers or trading-house names only.</w:t>
       </w:r>
+    </w:p>
+    <w:p>
+      <w:pPr>
+        <w:pStyle w:val="Heading2"/>
+      </w:pPr>
+      <w:bookmarkStart w:id="21" w:name="slide-1-do-now-day-1"/>
+      <w:r>
+        <w:t xml:space="preserve">Slide 1: Do now (Day 1)</w:t>
+      </w:r>
+      <w:bookmarkEnd w:id="21"/>
+    </w:p>
+    <w:p>
+      <w:pPr>
+        <w:numPr>
+          <w:ilvl w:val="0"/>
+          <w:numId w:val="1001"/>
+        </w:numPr>
+        <w:pStyle w:val="Compact"/>
+      </w:pPr>
+      <w:r>
+        <w:t xml:space="preserve">Guess your final rank in this class: top third, middle, bottom third.</w:t>
+      </w:r>
+    </w:p>
+    <w:p>
+      <w:pPr>
+        <w:numPr>
+          <w:ilvl w:val="0"/>
+          <w:numId w:val="1001"/>
+        </w:numPr>
+        <w:pStyle w:val="Compact"/>
+      </w:pPr>
+      <w:r>
+        <w:t xml:space="preserve">One sentence: what one decision decided it.</w:t>
+      </w:r>
       <w:r>
         <w:t xml:space="preserve"> </w:t>
       </w:r>
       <w:r>
-        <w:rPr>
-          <w:rStyle w:val="TeacherNote"/>
-        </w:rPr>
-        <w:t xml:space="preserve">[Sal: confirm before it goes on the projector.]</w:t>
+        <w:t xml:space="preserve">Notes: 3 minutes. Hands for each third. Then the leaderboard.</w:t>
       </w:r>
     </w:p>
     <w:p>
       <w:pPr>
         <w:pStyle w:val="Heading2"/>
       </w:pPr>
-      <w:bookmarkStart w:id="21" w:name="slide-1-do-now-day-1"/>
-      <w:r>
-        <w:t xml:space="preserve">Slide 1: Do now (Day 1)</w:t>
-      </w:r>
-      <w:bookmarkEnd w:id="21"/>
-    </w:p>
-    <w:p>
-      <w:pPr>
-        <w:numPr>
-          <w:ilvl w:val="0"/>
-          <w:numId w:val="1001"/>
-        </w:numPr>
-        <w:pStyle w:val="Compact"/>
-      </w:pPr>
-      <w:r>
-        <w:t xml:space="preserve">Guess your final rank in this class: top third, middle, bottom third.</w:t>
-      </w:r>
-    </w:p>
-    <w:p>
-      <w:pPr>
-        <w:numPr>
-          <w:ilvl w:val="0"/>
-          <w:numId w:val="1001"/>
-        </w:numPr>
-        <w:pStyle w:val="Compact"/>
-      </w:pPr>
-      <w:r>
-        <w:t xml:space="preserve">One sentence: what one decision decided it.</w:t>
-      </w:r>
-      <w:r>
-        <w:t xml:space="preserve"> </w:t>
-      </w:r>
-      <w:r>
-        <w:t xml:space="preserve">Notes: 3 minutes. Hands for each third. Then the leaderboard.</w:t>
-      </w:r>
-    </w:p>
-    <w:p>
-      <w:pPr>
-        <w:pStyle w:val="Heading2"/>
-      </w:pPr>
       <w:bookmarkStart w:id="22" w:name="slide-2-the-closing-bell"/>
       <w:r>
         <w:t xml:space="preserve">Slide 2: The closing bell</w:t>
@@ -88,7 +79,7 @@
         <w:pStyle w:val="Compact"/>
       </w:pPr>
       <w:r>
-        <w:t xml:space="preserve">[The final leaderboard, by merchant number, pasted or projected live.]</w:t>
+        <w:t xml:space="preserve">The final leaderboard, by merchant number, projected live.</w:t>
       </w:r>
     </w:p>
     <w:p>
@@ -233,451 +224,433 @@
       <w:r>
         <w:t xml:space="preserve">Notes: Read the top five and stop.</w:t>
       </w:r>
+    </w:p>
+    <w:p>
+      <w:pPr>
+        <w:pStyle w:val="Heading2"/>
+      </w:pPr>
+      <w:bookmarkStart w:id="24" w:name="slide-4-your-line"/>
+      <w:r>
+        <w:t xml:space="preserve">Slide 4: Your line</w:t>
+      </w:r>
+      <w:bookmarkEnd w:id="24"/>
+    </w:p>
+    <w:p>
+      <w:pPr>
+        <w:numPr>
+          <w:ilvl w:val="0"/>
+          <w:numId w:val="1004"/>
+        </w:numPr>
+        <w:pStyle w:val="Compact"/>
+      </w:pPr>
+      <w:r>
+        <w:t xml:space="preserve">Find your merchant number. Write your final total fortune and your rank on the report template cover.</w:t>
+      </w:r>
+    </w:p>
+    <w:p>
+      <w:pPr>
+        <w:numPr>
+          <w:ilvl w:val="0"/>
+          <w:numId w:val="1004"/>
+        </w:numPr>
+        <w:pStyle w:val="Compact"/>
+      </w:pPr>
+      <w:r>
+        <w:t xml:space="preserve">Who is willing to say what they did?</w:t>
+      </w:r>
       <w:r>
         <w:t xml:space="preserve"> </w:t>
       </w:r>
       <w:r>
-        <w:rPr>
-          <w:rStyle w:val="TeacherNote"/>
-        </w:rPr>
-        <w:t xml:space="preserve">[Sal: confirm the rank titles on the live site.]</w:t>
+        <w:t xml:space="preserve">Notes: 7 minutes for slides 2 to 4.</w:t>
       </w:r>
     </w:p>
     <w:p>
       <w:pPr>
         <w:pStyle w:val="Heading2"/>
       </w:pPr>
-      <w:bookmarkStart w:id="24" w:name="slide-4-your-line"/>
-      <w:r>
-        <w:t xml:space="preserve">Slide 4: Your line</w:t>
-      </w:r>
-      <w:bookmarkEnd w:id="24"/>
-    </w:p>
-    <w:p>
-      <w:pPr>
-        <w:numPr>
-          <w:ilvl w:val="0"/>
-          <w:numId w:val="1004"/>
-        </w:numPr>
-        <w:pStyle w:val="Compact"/>
-      </w:pPr>
-      <w:r>
-        <w:t xml:space="preserve">Find your merchant number. Write your final total fortune and your rank on the report template cover.</w:t>
-      </w:r>
-    </w:p>
-    <w:p>
-      <w:pPr>
-        <w:numPr>
-          <w:ilvl w:val="0"/>
-          <w:numId w:val="1004"/>
-        </w:numPr>
-        <w:pStyle w:val="Compact"/>
-      </w:pPr>
-      <w:r>
-        <w:t xml:space="preserve">Who is willing to say what they did?</w:t>
+      <w:bookmarkStart w:id="25" w:name="slide-5-the-reveal-sparkstone-mines-sprk"/>
+      <w:r>
+        <w:t xml:space="preserve">Slide 5: The reveal: Sparkstone Mines (SPRK)</w:t>
+      </w:r>
+      <w:bookmarkEnd w:id="25"/>
+    </w:p>
+    <w:p>
+      <w:pPr>
+        <w:numPr>
+          <w:ilvl w:val="0"/>
+          <w:numId w:val="1005"/>
+        </w:numPr>
+        <w:pStyle w:val="Compact"/>
+      </w:pPr>
+      <w:r>
+        <w:t xml:space="preserve">A big technology company’s stock.</w:t>
+      </w:r>
+    </w:p>
+    <w:p>
+      <w:pPr>
+        <w:numPr>
+          <w:ilvl w:val="0"/>
+          <w:numId w:val="1005"/>
+        </w:numPr>
+        <w:pStyle w:val="Compact"/>
+      </w:pPr>
+      <w:r>
+        <w:t xml:space="preserve">Wild price swings. Huge potential. Huge losses.</w:t>
+      </w:r>
+    </w:p>
+    <w:p>
+      <w:pPr>
+        <w:numPr>
+          <w:ilvl w:val="0"/>
+          <w:numId w:val="1005"/>
+        </w:numPr>
+        <w:pStyle w:val="Compact"/>
+      </w:pPr>
+      <w:r>
+        <w:t xml:space="preserve">High risk.</w:t>
       </w:r>
       <w:r>
         <w:t xml:space="preserve"> </w:t>
       </w:r>
       <w:r>
-        <w:t xml:space="preserve">Notes: 7 minutes for slides 2 to 4.</w:t>
+        <w:t xml:space="preserve">Image: a factory with a lightning bolt above it.</w:t>
       </w:r>
     </w:p>
     <w:p>
       <w:pPr>
         <w:pStyle w:val="Heading2"/>
       </w:pPr>
-      <w:bookmarkStart w:id="25" w:name="slide-5-the-reveal-sparkstone-mines-sprk"/>
-      <w:r>
-        <w:t xml:space="preserve">Slide 5: The reveal: Sparkstone Mines (SPRK)</w:t>
-      </w:r>
-      <w:bookmarkEnd w:id="25"/>
-    </w:p>
-    <w:p>
-      <w:pPr>
-        <w:numPr>
-          <w:ilvl w:val="0"/>
-          <w:numId w:val="1005"/>
-        </w:numPr>
-        <w:pStyle w:val="Compact"/>
-      </w:pPr>
-      <w:r>
-        <w:t xml:space="preserve">A big technology company’s stock.</w:t>
-      </w:r>
-    </w:p>
-    <w:p>
-      <w:pPr>
-        <w:numPr>
-          <w:ilvl w:val="0"/>
-          <w:numId w:val="1005"/>
-        </w:numPr>
-        <w:pStyle w:val="Compact"/>
-      </w:pPr>
-      <w:r>
-        <w:t xml:space="preserve">Wild price swings. Huge potential. Huge losses.</w:t>
-      </w:r>
-    </w:p>
-    <w:p>
-      <w:pPr>
-        <w:numPr>
-          <w:ilvl w:val="0"/>
-          <w:numId w:val="1005"/>
-        </w:numPr>
-        <w:pStyle w:val="Compact"/>
-      </w:pPr>
-      <w:r>
-        <w:t xml:space="preserve">High risk.</w:t>
+      <w:bookmarkStart w:id="26" w:name="slide-6-cloudberry-expeditions-cldb"/>
+      <w:r>
+        <w:t xml:space="preserve">Slide 6: Cloudberry Expeditions (CLDB)</w:t>
+      </w:r>
+      <w:bookmarkEnd w:id="26"/>
+    </w:p>
+    <w:p>
+      <w:pPr>
+        <w:numPr>
+          <w:ilvl w:val="0"/>
+          <w:numId w:val="1006"/>
+        </w:numPr>
+        <w:pStyle w:val="Compact"/>
+      </w:pPr>
+      <w:r>
+        <w:t xml:space="preserve">A startup, or an IPO: a brand new company’s stock.</w:t>
+      </w:r>
+    </w:p>
+    <w:p>
+      <w:pPr>
+        <w:numPr>
+          <w:ilvl w:val="0"/>
+          <w:numId w:val="1006"/>
+        </w:numPr>
+        <w:pStyle w:val="Compact"/>
+      </w:pPr>
+      <w:r>
+        <w:t xml:space="preserve">Exploring where nobody has been. Could soar. Could run out of money.</w:t>
+      </w:r>
+    </w:p>
+    <w:p>
+      <w:pPr>
+        <w:numPr>
+          <w:ilvl w:val="0"/>
+          <w:numId w:val="1006"/>
+        </w:numPr>
+        <w:pStyle w:val="Compact"/>
+      </w:pPr>
+      <w:r>
+        <w:t xml:space="preserve">High risk. The riskiest thing on the street.</w:t>
       </w:r>
       <w:r>
         <w:t xml:space="preserve"> </w:t>
       </w:r>
       <w:r>
-        <w:t xml:space="preserve">Image: a factory with a lightning bolt above it.</w:t>
+        <w:t xml:space="preserve">Image: a rocket on a launch pad.</w:t>
       </w:r>
     </w:p>
     <w:p>
       <w:pPr>
         <w:pStyle w:val="Heading2"/>
       </w:pPr>
-      <w:bookmarkStart w:id="26" w:name="slide-6-cloudberry-expeditions-cldb"/>
-      <w:r>
-        <w:t xml:space="preserve">Slide 6: Cloudberry Expeditions (CLDB)</w:t>
-      </w:r>
-      <w:bookmarkEnd w:id="26"/>
-    </w:p>
-    <w:p>
-      <w:pPr>
-        <w:numPr>
-          <w:ilvl w:val="0"/>
-          <w:numId w:val="1006"/>
-        </w:numPr>
-        <w:pStyle w:val="Compact"/>
-      </w:pPr>
-      <w:r>
-        <w:t xml:space="preserve">A startup, or an IPO: a brand new company’s stock.</w:t>
-      </w:r>
-    </w:p>
-    <w:p>
-      <w:pPr>
-        <w:numPr>
-          <w:ilvl w:val="0"/>
-          <w:numId w:val="1006"/>
-        </w:numPr>
-        <w:pStyle w:val="Compact"/>
-      </w:pPr>
-      <w:r>
-        <w:t xml:space="preserve">Exploring where nobody has been. Could soar. Could run out of money.</w:t>
-      </w:r>
-    </w:p>
-    <w:p>
-      <w:pPr>
-        <w:numPr>
-          <w:ilvl w:val="0"/>
-          <w:numId w:val="1006"/>
-        </w:numPr>
-        <w:pStyle w:val="Compact"/>
-      </w:pPr>
-      <w:r>
-        <w:t xml:space="preserve">High risk. The riskiest thing on the street.</w:t>
+      <w:bookmarkStart w:id="27" w:name="slide-7-the-iron-vault-iron"/>
+      <w:r>
+        <w:t xml:space="preserve">Slide 7: The Iron Vault (IRON)</w:t>
+      </w:r>
+      <w:bookmarkEnd w:id="27"/>
+    </w:p>
+    <w:p>
+      <w:pPr>
+        <w:numPr>
+          <w:ilvl w:val="0"/>
+          <w:numId w:val="1007"/>
+        </w:numPr>
+        <w:pStyle w:val="Compact"/>
+      </w:pPr>
+      <w:r>
+        <w:t xml:space="preserve">Corporate bonds: lending money to a stable company for a little interest.</w:t>
+      </w:r>
+    </w:p>
+    <w:p>
+      <w:pPr>
+        <w:numPr>
+          <w:ilvl w:val="0"/>
+          <w:numId w:val="1007"/>
+        </w:numPr>
+        <w:pStyle w:val="Compact"/>
+      </w:pPr>
+      <w:r>
+        <w:t xml:space="preserve">Boring. Safe, unless the company fails.</w:t>
+      </w:r>
+    </w:p>
+    <w:p>
+      <w:pPr>
+        <w:numPr>
+          <w:ilvl w:val="0"/>
+          <w:numId w:val="1007"/>
+        </w:numPr>
+        <w:pStyle w:val="Compact"/>
+      </w:pPr>
+      <w:r>
+        <w:t xml:space="preserve">Low risk.</w:t>
       </w:r>
       <w:r>
         <w:t xml:space="preserve"> </w:t>
       </w:r>
       <w:r>
-        <w:t xml:space="preserve">Image: a rocket on a launch pad.</w:t>
+        <w:t xml:space="preserve">Image: a handshake over a contract.</w:t>
       </w:r>
     </w:p>
     <w:p>
       <w:pPr>
         <w:pStyle w:val="Heading2"/>
       </w:pPr>
-      <w:bookmarkStart w:id="27" w:name="slide-7-the-iron-vault-iron"/>
-      <w:r>
-        <w:t xml:space="preserve">Slide 7: The Iron Vault (IRON)</w:t>
-      </w:r>
-      <w:bookmarkEnd w:id="27"/>
-    </w:p>
-    <w:p>
-      <w:pPr>
-        <w:numPr>
-          <w:ilvl w:val="0"/>
-          <w:numId w:val="1007"/>
-        </w:numPr>
-        <w:pStyle w:val="Compact"/>
-      </w:pPr>
-      <w:r>
-        <w:t xml:space="preserve">Corporate bonds: lending money to a stable company for a little interest.</w:t>
-      </w:r>
-    </w:p>
-    <w:p>
-      <w:pPr>
-        <w:numPr>
-          <w:ilvl w:val="0"/>
-          <w:numId w:val="1007"/>
-        </w:numPr>
-        <w:pStyle w:val="Compact"/>
-      </w:pPr>
-      <w:r>
-        <w:t xml:space="preserve">Boring. Safe, unless the company fails.</w:t>
-      </w:r>
-    </w:p>
-    <w:p>
-      <w:pPr>
-        <w:numPr>
-          <w:ilvl w:val="0"/>
-          <w:numId w:val="1007"/>
-        </w:numPr>
-        <w:pStyle w:val="Compact"/>
-      </w:pPr>
-      <w:r>
-        <w:t xml:space="preserve">Low risk.</w:t>
+      <w:bookmarkStart w:id="28" w:name="slide-8-crown-seal-notes-seal"/>
+      <w:r>
+        <w:t xml:space="preserve">Slide 8: Crown Seal Notes (SEAL)</w:t>
+      </w:r>
+      <w:bookmarkEnd w:id="28"/>
+    </w:p>
+    <w:p>
+      <w:pPr>
+        <w:numPr>
+          <w:ilvl w:val="0"/>
+          <w:numId w:val="1008"/>
+        </w:numPr>
+        <w:pStyle w:val="Compact"/>
+      </w:pPr>
+      <w:r>
+        <w:t xml:space="preserve">U.S. Treasury bonds: lending money to the government.</w:t>
+      </w:r>
+    </w:p>
+    <w:p>
+      <w:pPr>
+        <w:numPr>
+          <w:ilvl w:val="0"/>
+          <w:numId w:val="1008"/>
+        </w:numPr>
+        <w:pStyle w:val="Compact"/>
+      </w:pPr>
+      <w:r>
+        <w:t xml:space="preserve">Backed by the whole country. The safest investment that exists.</w:t>
+      </w:r>
+    </w:p>
+    <w:p>
+      <w:pPr>
+        <w:numPr>
+          <w:ilvl w:val="0"/>
+          <w:numId w:val="1008"/>
+        </w:numPr>
+        <w:pStyle w:val="Compact"/>
+      </w:pPr>
+      <w:r>
+        <w:t xml:space="preserve">Low risk. Small interest.</w:t>
       </w:r>
       <w:r>
         <w:t xml:space="preserve"> </w:t>
       </w:r>
       <w:r>
-        <w:t xml:space="preserve">Image: a handshake over a contract.</w:t>
+        <w:t xml:space="preserve">Image: a flag on a building with columns.</w:t>
       </w:r>
     </w:p>
     <w:p>
       <w:pPr>
         <w:pStyle w:val="Heading2"/>
       </w:pPr>
-      <w:bookmarkStart w:id="28" w:name="slide-8-crown-seal-notes-seal"/>
-      <w:r>
-        <w:t xml:space="preserve">Slide 8: Crown Seal Notes (SEAL)</w:t>
-      </w:r>
-      <w:bookmarkEnd w:id="28"/>
-    </w:p>
-    <w:p>
-      <w:pPr>
-        <w:numPr>
-          <w:ilvl w:val="0"/>
-          <w:numId w:val="1008"/>
-        </w:numPr>
-        <w:pStyle w:val="Compact"/>
-      </w:pPr>
-      <w:r>
-        <w:t xml:space="preserve">U.S. Treasury bonds: lending money to the government.</w:t>
-      </w:r>
-    </w:p>
-    <w:p>
-      <w:pPr>
-        <w:numPr>
-          <w:ilvl w:val="0"/>
-          <w:numId w:val="1008"/>
-        </w:numPr>
-        <w:pStyle w:val="Compact"/>
-      </w:pPr>
-      <w:r>
-        <w:t xml:space="preserve">Backed by the whole country. The safest investment that exists.</w:t>
-      </w:r>
-    </w:p>
-    <w:p>
-      <w:pPr>
-        <w:numPr>
-          <w:ilvl w:val="0"/>
-          <w:numId w:val="1008"/>
-        </w:numPr>
-        <w:pStyle w:val="Compact"/>
-      </w:pPr>
-      <w:r>
-        <w:t xml:space="preserve">Low risk. Small interest.</w:t>
+      <w:bookmarkStart w:id="29" w:name="slide-9-willowbrook-grove-wllw"/>
+      <w:r>
+        <w:t xml:space="preserve">Slide 9: Willowbrook Grove (WLLW)</w:t>
+      </w:r>
+      <w:bookmarkEnd w:id="29"/>
+    </w:p>
+    <w:p>
+      <w:pPr>
+        <w:numPr>
+          <w:ilvl w:val="0"/>
+          <w:numId w:val="1009"/>
+        </w:numPr>
+        <w:pStyle w:val="Compact"/>
+      </w:pPr>
+      <w:r>
+        <w:t xml:space="preserve">A retirement account, an IRA.</w:t>
+      </w:r>
+    </w:p>
+    <w:p>
+      <w:pPr>
+        <w:numPr>
+          <w:ilvl w:val="0"/>
+          <w:numId w:val="1009"/>
+        </w:numPr>
+        <w:pStyle w:val="Compact"/>
+      </w:pPr>
+      <w:r>
+        <w:t xml:space="preserve">Grows slowly over decades. Not exciting today.</w:t>
+      </w:r>
+    </w:p>
+    <w:p>
+      <w:pPr>
+        <w:numPr>
+          <w:ilvl w:val="0"/>
+          <w:numId w:val="1009"/>
+        </w:numPr>
+        <w:pStyle w:val="Compact"/>
+      </w:pPr>
+      <w:r>
+        <w:t xml:space="preserve">Your future self will thank you.</w:t>
+      </w:r>
+    </w:p>
+    <w:p>
+      <w:pPr>
+        <w:numPr>
+          <w:ilvl w:val="0"/>
+          <w:numId w:val="1009"/>
+        </w:numPr>
+        <w:pStyle w:val="Compact"/>
+      </w:pPr>
+      <w:r>
+        <w:t xml:space="preserve">Medium risk, long term.</w:t>
       </w:r>
       <w:r>
         <w:t xml:space="preserve"> </w:t>
       </w:r>
       <w:r>
-        <w:t xml:space="preserve">Image: a flag on a building with columns.</w:t>
+        <w:t xml:space="preserve">Image: a young tree next to an old tree heavy with fruit.</w:t>
       </w:r>
     </w:p>
     <w:p>
       <w:pPr>
         <w:pStyle w:val="Heading2"/>
       </w:pPr>
-      <w:bookmarkStart w:id="29" w:name="slide-9-willowbrook-grove-wllw"/>
-      <w:r>
-        <w:t xml:space="preserve">Slide 9: Willowbrook Grove (WLLW)</w:t>
-      </w:r>
-      <w:bookmarkEnd w:id="29"/>
-    </w:p>
-    <w:p>
-      <w:pPr>
-        <w:numPr>
-          <w:ilvl w:val="0"/>
-          <w:numId w:val="1009"/>
-        </w:numPr>
-        <w:pStyle w:val="Compact"/>
-      </w:pPr>
-      <w:r>
-        <w:t xml:space="preserve">A retirement account, an IRA.</w:t>
-      </w:r>
-    </w:p>
-    <w:p>
-      <w:pPr>
-        <w:numPr>
-          <w:ilvl w:val="0"/>
-          <w:numId w:val="1009"/>
-        </w:numPr>
-        <w:pStyle w:val="Compact"/>
-      </w:pPr>
-      <w:r>
-        <w:t xml:space="preserve">Grows slowly over decades. Not exciting today.</w:t>
-      </w:r>
-    </w:p>
-    <w:p>
-      <w:pPr>
-        <w:numPr>
-          <w:ilvl w:val="0"/>
-          <w:numId w:val="1009"/>
-        </w:numPr>
-        <w:pStyle w:val="Compact"/>
-      </w:pPr>
-      <w:r>
-        <w:t xml:space="preserve">Your future self will thank you.</w:t>
-      </w:r>
-    </w:p>
-    <w:p>
-      <w:pPr>
-        <w:numPr>
-          <w:ilvl w:val="0"/>
-          <w:numId w:val="1009"/>
-        </w:numPr>
-        <w:pStyle w:val="Compact"/>
-      </w:pPr>
-      <w:r>
-        <w:t xml:space="preserve">Medium risk, long term.</w:t>
+      <w:bookmarkStart w:id="30" w:name="slide-10-the-honeypot-coffer-hnyp"/>
+      <w:r>
+        <w:t xml:space="preserve">Slide 10: The Honeypot Coffer (HNYP)</w:t>
+      </w:r>
+      <w:bookmarkEnd w:id="30"/>
+    </w:p>
+    <w:p>
+      <w:pPr>
+        <w:numPr>
+          <w:ilvl w:val="0"/>
+          <w:numId w:val="1010"/>
+        </w:numPr>
+        <w:pStyle w:val="Compact"/>
+      </w:pPr>
+      <w:r>
+        <w:t xml:space="preserve">A high-yield savings account at a bank.</w:t>
+      </w:r>
+    </w:p>
+    <w:p>
+      <w:pPr>
+        <w:numPr>
+          <w:ilvl w:val="0"/>
+          <w:numId w:val="1010"/>
+        </w:numPr>
+        <w:pStyle w:val="Compact"/>
+      </w:pPr>
+      <w:r>
+        <w:t xml:space="preserve">Guaranteed small growth. Never loses. Money out any time.</w:t>
+      </w:r>
+    </w:p>
+    <w:p>
+      <w:pPr>
+        <w:numPr>
+          <w:ilvl w:val="0"/>
+          <w:numId w:val="1010"/>
+        </w:numPr>
+        <w:pStyle w:val="Compact"/>
+      </w:pPr>
+      <w:r>
+        <w:t xml:space="preserve">No risk. Will not make you rich.</w:t>
       </w:r>
       <w:r>
         <w:t xml:space="preserve"> </w:t>
       </w:r>
       <w:r>
-        <w:t xml:space="preserve">Image: a young tree next to an old tree heavy with fruit.</w:t>
+        <w:t xml:space="preserve">Image: a honey jar with a bank’s front door drawn on the label.</w:t>
       </w:r>
     </w:p>
     <w:p>
       <w:pPr>
         <w:pStyle w:val="Heading2"/>
       </w:pPr>
-      <w:bookmarkStart w:id="30" w:name="slide-10-the-honeypot-coffer-hnyp"/>
-      <w:r>
-        <w:t xml:space="preserve">Slide 10: The Honeypot Coffer (HNYP)</w:t>
-      </w:r>
-      <w:bookmarkEnd w:id="30"/>
-    </w:p>
-    <w:p>
-      <w:pPr>
-        <w:numPr>
-          <w:ilvl w:val="0"/>
-          <w:numId w:val="1010"/>
-        </w:numPr>
-        <w:pStyle w:val="Compact"/>
-      </w:pPr>
-      <w:r>
-        <w:t xml:space="preserve">A high-yield savings account at a bank.</w:t>
-      </w:r>
-    </w:p>
-    <w:p>
-      <w:pPr>
-        <w:numPr>
-          <w:ilvl w:val="0"/>
-          <w:numId w:val="1010"/>
-        </w:numPr>
-        <w:pStyle w:val="Compact"/>
-      </w:pPr>
-      <w:r>
-        <w:t xml:space="preserve">Guaranteed small growth. Never loses. Money out any time.</w:t>
-      </w:r>
-    </w:p>
-    <w:p>
-      <w:pPr>
-        <w:numPr>
-          <w:ilvl w:val="0"/>
-          <w:numId w:val="1010"/>
-        </w:numPr>
-        <w:pStyle w:val="Compact"/>
-      </w:pPr>
-      <w:r>
-        <w:t xml:space="preserve">No risk. Will not make you rich.</w:t>
+      <w:bookmarkStart w:id="31" w:name="slide-11-meadowgold-acres-mdow"/>
+      <w:r>
+        <w:t xml:space="preserve">Slide 11: Meadowgold Acres (MDOW)</w:t>
+      </w:r>
+      <w:bookmarkEnd w:id="31"/>
+    </w:p>
+    <w:p>
+      <w:pPr>
+        <w:numPr>
+          <w:ilvl w:val="0"/>
+          <w:numId w:val="1011"/>
+        </w:numPr>
+        <w:pStyle w:val="Compact"/>
+      </w:pPr>
+      <w:r>
+        <w:t xml:space="preserve">A real estate investment trust, a REIT: a slice of buildings and land.</w:t>
+      </w:r>
+    </w:p>
+    <w:p>
+      <w:pPr>
+        <w:numPr>
+          <w:ilvl w:val="0"/>
+          <w:numId w:val="1011"/>
+        </w:numPr>
+        <w:pStyle w:val="Compact"/>
+      </w:pPr>
+      <w:r>
+        <w:t xml:space="preserve">Rent comes in. Value moves with the economy, the weather, and the neighborhood.</w:t>
+      </w:r>
+    </w:p>
+    <w:p>
+      <w:pPr>
+        <w:numPr>
+          <w:ilvl w:val="0"/>
+          <w:numId w:val="1011"/>
+        </w:numPr>
+        <w:pStyle w:val="Compact"/>
+      </w:pPr>
+      <w:r>
+        <w:t xml:space="preserve">Medium risk.</w:t>
       </w:r>
       <w:r>
         <w:t xml:space="preserve"> </w:t>
       </w:r>
       <w:r>
-        <w:t xml:space="preserve">Image: a honey jar with a bank’s front door drawn on the label.</w:t>
+        <w:t xml:space="preserve">Image: a row of buildings and a field.</w:t>
+      </w:r>
+      <w:r>
+        <w:t xml:space="preserve"> </w:t>
+      </w:r>
+      <w:r>
+        <w:t xml:space="preserve">Notes: Students fill the reveal table on the report template as each slide goes up.</w:t>
       </w:r>
     </w:p>
     <w:p>
       <w:pPr>
         <w:pStyle w:val="Heading2"/>
       </w:pPr>
-      <w:bookmarkStart w:id="31" w:name="slide-11-meadowgold-acres-mdow"/>
-      <w:r>
-        <w:t xml:space="preserve">Slide 11: Meadowgold Acres (MDOW)</w:t>
-      </w:r>
-      <w:bookmarkEnd w:id="31"/>
-    </w:p>
-    <w:p>
-      <w:pPr>
-        <w:numPr>
-          <w:ilvl w:val="0"/>
-          <w:numId w:val="1011"/>
-        </w:numPr>
-        <w:pStyle w:val="Compact"/>
-      </w:pPr>
-      <w:r>
-        <w:t xml:space="preserve">A real estate investment trust, a REIT: a slice of buildings and land.</w:t>
-      </w:r>
-    </w:p>
-    <w:p>
-      <w:pPr>
-        <w:numPr>
-          <w:ilvl w:val="0"/>
-          <w:numId w:val="1011"/>
-        </w:numPr>
-        <w:pStyle w:val="Compact"/>
-      </w:pPr>
-      <w:r>
-        <w:t xml:space="preserve">Rent comes in. Value moves with the economy, the weather, and the neighborhood.</w:t>
-      </w:r>
-    </w:p>
-    <w:p>
-      <w:pPr>
-        <w:numPr>
-          <w:ilvl w:val="0"/>
-          <w:numId w:val="1011"/>
-        </w:numPr>
-        <w:pStyle w:val="Compact"/>
-      </w:pPr>
-      <w:r>
-        <w:t xml:space="preserve">Medium risk.</w:t>
-      </w:r>
-      <w:r>
-        <w:t xml:space="preserve"> </w:t>
-      </w:r>
-      <w:r>
-        <w:t xml:space="preserve">Image: a row of buildings and a field.</w:t>
-      </w:r>
-      <w:r>
-        <w:t xml:space="preserve"> </w:t>
-      </w:r>
-      <w:r>
-        <w:t xml:space="preserve">Notes: Students fill the reveal table on the report template as each slide goes up.</w:t>
-      </w:r>
-      <w:r>
-        <w:t xml:space="preserve"> </w:t>
-      </w:r>
-      <w:r>
-        <w:rPr>
-          <w:rStyle w:val="TeacherNote"/>
-        </w:rPr>
-        <w:t xml:space="preserve">[Sal: confirm the current asset list; if the live site has ten ventures, add three slides here.]</w:t>
-      </w:r>
-    </w:p>
-    <w:p>
-      <w:pPr>
-        <w:pStyle w:val="Heading2"/>
-      </w:pPr>
       <w:bookmarkStart w:id="32" w:name="slide-12-the-rest-of-the-map"/>
       <w:r>
         <w:t xml:space="preserve">Slide 12: The rest of the map</w:t>
@@ -730,21 +703,6 @@
       </w:pPr>
       <w:r>
         <w:t xml:space="preserve">The leaderboard = what an adviser calls performance.</w:t>
-      </w:r>
-      <w:r>
-        <w:t xml:space="preserve"> </w:t>
-      </w:r>
-      <w:r>
-        <w:t xml:space="preserve">Notes:</w:t>
-      </w:r>
-      <w:r>
-        <w:t xml:space="preserve"> </w:t>
-      </w:r>
-      <w:r>
-        <w:rPr>
-          <w:rStyle w:val="TeacherNote"/>
-        </w:rPr>
-        <w:t xml:space="preserve">[Sal: your Reveal doc says Florins = Dollars. Fix to whatever the live site shows.]</w:t>
       </w:r>
     </w:p>
     <w:p>
